--- a/docs/Paper_Chasers_LLC_Clemency_Marketing_Sheet.docx
+++ b/docs/Paper_Chasers_LLC_Clemency_Marketing_Sheet.docx
@@ -110,7 +110,7 @@
         <w:t xml:space="preserve">(920) </w:t>
       </w:r>
       <w:r>
-        <w:t>400-5908</w:t>
+        <w:t>572-8646</w:t>
       </w:r>
     </w:p>
     <w:p>
@@ -390,7 +390,7 @@
         <w:pStyle w:val="NoSpacing"/>
       </w:pPr>
       <w:r>
-        <w:t>Phone/Text: (920) 400-5908</w:t>
+        <w:t>Phone/Text: (920) 572-8646</w:t>
       </w:r>
     </w:p>
     <w:p>

--- a/docs/Paper_Chasers_LLC_Clemency_Marketing_Sheet.docx
+++ b/docs/Paper_Chasers_LLC_Clemency_Marketing_Sheet.docx
@@ -94,11 +94,11 @@
         <w:jc w:val="center"/>
       </w:pPr>
       <w:r>
-        <w:t>1020 Oviatt Street, Suite #5</w:t>
+        <w:t xml:space="preserve">2418 West Charles Street</w:t>
       </w:r>
       <w:r>
         <w:br/>
-        <w:t>Kaukauna, Wisconsin 54130</w:t>
+        <w:t xml:space="preserve">Appleton, Wisconsin 54914</w:t>
       </w:r>
     </w:p>
     <w:p>
@@ -369,7 +369,7 @@
         <w:pStyle w:val="NoSpacing"/>
       </w:pPr>
       <w:r>
-        <w:t>Paper Chasers LLC provides document preparation and narrative drafting assistance only. We do not provide legal advice, guarantee outcomes, or represent clients before the Wisconsin Clemency Advisory Board. Clients remain fully responsible for the content and submission of their application.</w:t>
+        <w:t xml:space="preserve">Paper Chasers LLC provides document preparation and narrative drafting assistance only. We do not provide legal advice, guarantee outcomes, or represent clients before the Wisconsin Pardon Advisory Board. Clients remain fully responsible for the content and submission of their application.</w:t>
       </w:r>
     </w:p>
     <w:p>

--- a/docs/Paper_Chasers_LLC_Clemency_Marketing_Sheet.docx
+++ b/docs/Paper_Chasers_LLC_Clemency_Marketing_Sheet.docx
@@ -14,12 +14,12 @@
           <wp:anchor distT="0" distB="0" distL="114300" distR="114300" simplePos="0" relativeHeight="251657216" behindDoc="1" locked="0" layoutInCell="1" allowOverlap="1" wp14:anchorId="4410EBD3" wp14:editId="5833E8E0">
             <wp:simplePos x="0" y="0"/>
             <wp:positionH relativeFrom="margin">
-              <wp:align>right</wp:align>
+              <wp:align>center</wp:align>
             </wp:positionH>
             <wp:positionV relativeFrom="paragraph">
               <wp:posOffset>-609600</wp:posOffset>
             </wp:positionV>
-            <wp:extent cx="5629275" cy="1609725"/>
+            <wp:extent cx="1716340" cy="1287780"/>
             <wp:effectExtent l="0" t="0" r="0" b="0"/>
             <wp:wrapNone/>
             <wp:docPr id="1758700588" name="Picture 1"/>
@@ -35,7 +35,6 @@
                   </pic:nvPicPr>
                   <pic:blipFill rotWithShape="1">
                     <a:blip r:embed="rId6"/>
-                    <a:srcRect l="8477" t="31173" r="10711" b="34159"/>
                     <a:stretch>
                       <a:fillRect/>
                     </a:stretch>
@@ -43,7 +42,7 @@
                   <pic:spPr bwMode="auto">
                     <a:xfrm>
                       <a:off x="0" y="0"/>
-                      <a:ext cx="5629275" cy="1609725"/>
+                      <a:ext cx="1716340" cy="1287780"/>
                     </a:xfrm>
                     <a:prstGeom prst="rect">
                       <a:avLst/>
